--- a/Quanta, Actually - SERIES/QED Course/chapters/Lesson 74 Infrared Divergences.docx
+++ b/Quanta, Actually - SERIES/QED Course/chapters/Lesson 74 Infrared Divergences.docx
@@ -17,7 +17,7 @@
         <w:jc w:val="center"/>
       </w:pPr>
       <w:r>
-        <w:t>Lesson 74 of the Complete Quantum Electrodynamics Course</w:t>
+        <w:t>Lesson 74 of Quantum, Actually, Volume 2: A QED Course</w:t>
       </w:r>
     </w:p>
     <w:p>
@@ -106,7 +106,25 @@
         <w:pStyle w:val="ListBullet"/>
       </w:pPr>
       <w:r>
-        <w:t>Regulate it with a photon mass λ, and state the one-loop result dσ_virt = dσ₀[1 − (α/π)f_IR(q²)ln(Q²/λ²) + finite].</w:t>
+        <w:t>Regulate it with a photon mass λ, and state the one-loop result dσ</w:t>
+      </w:r>
+      <w:r>
+        <w:rPr>
+          <w:vertAlign w:val="subscript"/>
+        </w:rPr>
+        <w:t>v</w:t>
+      </w:r>
+      <w:r>
+        <w:t>irt = dσ₀[1 − (α/π)f</w:t>
+      </w:r>
+      <w:r>
+        <w:rPr>
+          <w:vertAlign w:val="subscript"/>
+        </w:rPr>
+        <w:t>IR</w:t>
+      </w:r>
+      <w:r>
+        <w:t>(q²)ln(Q²/λ²) + finite].</w:t>
       </w:r>
     </w:p>
     <w:p>
@@ -114,7 +132,16 @@
         <w:pStyle w:val="ListBullet"/>
       </w:pPr>
       <w:r>
-        <w:t>Evaluate f_IR(q²) in its two limits, Q²/(3m²) and ln(Q²/m²).</w:t>
+        <w:t>Evaluate f</w:t>
+      </w:r>
+      <w:r>
+        <w:rPr>
+          <w:vertAlign w:val="subscript"/>
+        </w:rPr>
+        <w:t>IR</w:t>
+      </w:r>
+      <w:r>
+        <w:t>(q²) in its two limits, Q²/(3m²) and ln(Q²/m²).</w:t>
       </w:r>
     </w:p>
     <w:p>
@@ -122,7 +149,16 @@
         <w:pStyle w:val="ListBullet"/>
       </w:pPr>
       <w:r>
-        <w:t>State the Bloch–Nordsieck theorem and show that adding undetected real emission replaces λ by the detector resolution E_l.</w:t>
+        <w:t>State the Bloch–Nordsieck theorem and show that adding undetected real emission replaces λ by the detector resolution E</w:t>
+      </w:r>
+      <w:r>
+        <w:rPr>
+          <w:vertAlign w:val="subscript"/>
+        </w:rPr>
+        <w:t>l</w:t>
+      </w:r>
+      <w:r>
+        <w:t>.</w:t>
       </w:r>
     </w:p>
     <w:p>
@@ -251,7 +287,13 @@
           </w:tcPr>
           <w:p>
             <w:r>
-              <w:t>E_l</w:t>
+              <w:t>E</w:t>
+            </w:r>
+            <w:r>
+              <w:rPr>
+                <w:vertAlign w:val="subscript"/>
+              </w:rPr>
+              <w:t>l</w:t>
             </w:r>
           </w:p>
         </w:tc>
@@ -269,7 +311,16 @@
           </w:tcPr>
           <w:p>
             <w:r>
-              <w:t>Energy resolution: photons below E_l are not detected</w:t>
+              <w:t>Energy resolution: photons below E</w:t>
+            </w:r>
+            <w:r>
+              <w:rPr>
+                <w:vertAlign w:val="subscript"/>
+              </w:rPr>
+              <w:t>l</w:t>
+            </w:r>
+            <w:r>
+              <w:t xml:space="preserve"> are not detected</w:t>
             </w:r>
           </w:p>
         </w:tc>
@@ -325,7 +376,16 @@
           </w:tcPr>
           <w:p>
             <w:r>
-              <w:t>f_IR(q²)</w:t>
+              <w:t>f</w:t>
+            </w:r>
+            <w:r>
+              <w:rPr>
+                <w:vertAlign w:val="subscript"/>
+              </w:rPr>
+              <w:t>IR</w:t>
+            </w:r>
+            <w:r>
+              <w:t>(q²)</w:t>
             </w:r>
           </w:p>
         </w:tc>
@@ -428,6 +488,67 @@
         <w:t>Natural units, metric diag(+1, −1, −1, −1). In display equations, square brackets enclose function arguments and visible groupings.</w:t>
       </w:r>
     </w:p>
+    <w:tbl>
+      <w:tblPr>
+        <w:tblW w:type="auto" w:w="0"/>
+        <w:jc w:val="center"/>
+        <w:tblLayout w:type="fixed"/>
+        <w:tblLook w:firstColumn="1" w:firstRow="1" w:lastColumn="0" w:lastRow="0" w:noHBand="0" w:noVBand="1" w:val="04A0"/>
+        <w:tblBorders>
+          <w:top w:val="single" w:sz="8" w:color="7FA7CF"/>
+          <w:left w:val="single" w:sz="8" w:color="7FA7CF"/>
+          <w:bottom w:val="single" w:sz="8" w:color="7FA7CF"/>
+          <w:right w:val="single" w:sz="8" w:color="7FA7CF"/>
+        </w:tblBorders>
+      </w:tblPr>
+      <w:tblGrid>
+        <w:gridCol w:w="9392"/>
+      </w:tblGrid>
+      <w:tr>
+        <w:tc>
+          <w:tcPr>
+            <w:tcW w:type="dxa" w:w="9392"/>
+            <w:shd w:fill="F3F7FB"/>
+            <w:tcMar>
+              <w:top w:w="140" w:type="dxa"/>
+              <w:start w:w="140" w:type="dxa"/>
+              <w:bottom w:w="140" w:type="dxa"/>
+              <w:end w:w="140" w:type="dxa"/>
+            </w:tcMar>
+          </w:tcPr>
+          <w:p>
+            <w:r>
+              <w:rPr>
+                <w:b/>
+                <w:color w:val="1F4E78"/>
+              </w:rPr>
+              <w:t>First pass: the result before the derivation</w:t>
+            </w:r>
+          </w:p>
+          <w:p>
+            <w:pPr>
+              <w:spacing w:after="60"/>
+            </w:pPr>
+            <w:r>
+              <w:t>A massless photon makes the vertex integral diverge at small k; the probability of scattering with no radiation at all is zero.</w:t>
+            </w:r>
+          </w:p>
+          <w:p>
+            <w:pPr>
+              <w:spacing w:after="60"/>
+            </w:pPr>
+            <w:r>
+              <w:t>The cure is physical, not mathematical: a detector cannot see arbitrarily soft photons, and the rates it can measure are finite (Lesson 75).</w:t>
+            </w:r>
+          </w:p>
+        </w:tc>
+      </w:tr>
+    </w:tbl>
+    <w:p>
+      <w:pPr>
+        <w:spacing w:after="80"/>
+      </w:pPr>
+    </w:p>
     <w:p>
       <w:pPr>
         <w:pStyle w:val="Heading2"/>
@@ -493,47 +614,56 @@
     </w:p>
     <w:p>
       <w:pPr>
-        <w:spacing w:before="160" w:after="160"/>
+        <w:keepNext/>
+        <w:spacing w:before="160" w:after="40"/>
+        <w:jc w:val="center"/>
+      </w:pPr>
+      <w:r>
+        <w:drawing>
+          <wp:inline xmlns:a="http://schemas.openxmlformats.org/drawingml/2006/main" xmlns:pic="http://schemas.openxmlformats.org/drawingml/2006/picture">
+            <wp:extent cx="5486400" cy="1854942"/>
+            <wp:docPr id="1" name="Picture 1"/>
+            <wp:cNvGraphicFramePr>
+              <a:graphicFrameLocks noChangeAspect="1"/>
+            </wp:cNvGraphicFramePr>
+            <a:graphic>
+              <a:graphicData uri="http://schemas.openxmlformats.org/drawingml/2006/picture">
+                <pic:pic>
+                  <pic:nvPicPr>
+                    <pic:cNvPr id="0" name="L74_ir.png"/>
+                    <pic:cNvPicPr/>
+                  </pic:nvPicPr>
+                  <pic:blipFill>
+                    <a:blip r:embed="rId11"/>
+                    <a:stretch>
+                      <a:fillRect/>
+                    </a:stretch>
+                  </pic:blipFill>
+                  <pic:spPr>
+                    <a:xfrm>
+                      <a:off x="0" y="0"/>
+                      <a:ext cx="5486400" cy="1854942"/>
+                    </a:xfrm>
+                    <a:prstGeom prst="rect"/>
+                  </pic:spPr>
+                </pic:pic>
+              </a:graphicData>
+            </a:graphic>
+          </wp:inline>
+        </w:drawing>
+      </w:r>
+    </w:p>
+    <w:p>
+      <w:pPr>
+        <w:spacing w:after="200"/>
         <w:jc w:val="center"/>
       </w:pPr>
       <w:r>
         <w:rPr>
-          <w:rFonts w:ascii="Consolas" w:hAnsi="Consolas" w:cs="Consolas" w:eastAsia="Consolas"/>
-          <w:sz w:val="20"/>
+          <w:i/>
+          <w:sz w:val="19"/>
         </w:rPr>
-        <w:t xml:space="preserve">  e⁻(p) ───*────────*─── e⁻(p′)</w:t>
-      </w:r>
-      <w:r>
-        <w:rPr>
-          <w:rFonts w:ascii="Consolas" w:hAnsi="Consolas" w:cs="Consolas" w:eastAsia="Consolas"/>
-          <w:sz w:val="20"/>
-        </w:rPr>
-        <w:br/>
-        <w:t xml:space="preserve">            \      /</w:t>
-      </w:r>
-      <w:r>
-        <w:rPr>
-          <w:rFonts w:ascii="Consolas" w:hAnsi="Consolas" w:cs="Consolas" w:eastAsia="Consolas"/>
-          <w:sz w:val="20"/>
-        </w:rPr>
-        <w:br/>
-        <w:t xml:space="preserve">             ~~~~~~      soft virtual photon, momentum k → 0</w:t>
-      </w:r>
-      <w:r>
-        <w:rPr>
-          <w:rFonts w:ascii="Consolas" w:hAnsi="Consolas" w:cs="Consolas" w:eastAsia="Consolas"/>
-          <w:sz w:val="20"/>
-        </w:rPr>
-        <w:br/>
-        <w:t xml:space="preserve">                |</w:t>
-      </w:r>
-      <w:r>
-        <w:rPr>
-          <w:rFonts w:ascii="Consolas" w:hAnsi="Consolas" w:cs="Consolas" w:eastAsia="Consolas"/>
-          <w:sz w:val="20"/>
-        </w:rPr>
-        <w:br/>
-        <w:t xml:space="preserve">              γ*(q)</w:t>
+        <w:t>Figure 74.1. Infrared divergences: the virtual-photon correction and the real soft-photon emission diverge separately; only their sum, at fixed detector resolution, is finite.</w:t>
       </w:r>
     </w:p>
     <w:p>
@@ -907,7 +1037,13 @@
         <w:pStyle w:val="Heading3"/>
       </w:pPr>
       <w:r>
-        <w:t>3.2 The function f_IR</w:t>
+        <w:t>3.2 The function f</w:t>
+      </w:r>
+      <w:r>
+        <w:rPr>
+          <w:vertAlign w:val="subscript"/>
+        </w:rPr>
+        <w:t>IR</w:t>
       </w:r>
     </w:p>
     <w:p>
@@ -1086,7 +1222,16 @@
     </w:p>
     <w:p>
       <w:r>
-        <w:t>It vanishes at q² = 0, where nothing is deflected and nothing radiates. For small Q² = −q², expanding the integrand gives f_IR ≈ Q²/(3m²) (Exercise 4). For Q² ≫ m², it grows like ln(Q²/m²), a collinear logarithm of the kind described in Section 1.3. The soft logarithm ln(Q²/λ²) and the collinear logarithm ln(Q²/m²) therefore multiply each other at high energy.</w:t>
+        <w:t>It vanishes at q² = 0, where nothing is deflected and nothing radiates. For small Q² = −q², expanding the integrand gives f</w:t>
+      </w:r>
+      <w:r>
+        <w:rPr>
+          <w:vertAlign w:val="subscript"/>
+        </w:rPr>
+        <w:t>IR</w:t>
+      </w:r>
+      <w:r>
+        <w:t xml:space="preserve"> ≈ Q²/(3m²) (Exercise 4). For Q² ≫ m², it grows like ln(Q²/m²), a collinear logarithm of the kind described in Section 1.3. The soft logarithm ln(Q²/λ²) and the collinear logarithm ln(Q²/m²) therefore multiply each other at high energy.</w:t>
       </w:r>
     </w:p>
     <w:p>
@@ -1099,7 +1244,16 @@
     </w:p>
     <w:p>
       <w:r>
-        <w:t>As λ → 0, the correction in Section 3.1 becomes −∞. Taken literally, the probability of scattering with no photon emitted at all is negative at one loop. Lesson 75 shows that the higher orders sum to an exponential, exp[−(α/π)f_IR ln(Q²/λ²)], which goes to zero as λ → 0. That is the true statement: the probability that a charge is deflected without emitting any photon at all is exactly zero.</w:t>
+        <w:t>As λ → 0, the correction in Section 3.1 becomes −∞. Taken literally, the probability of scattering with no photon emitted at all is negative at one loop. Lesson 75 shows that the higher orders sum to an exponential, exp[−(α/π)f</w:t>
+      </w:r>
+      <w:r>
+        <w:rPr>
+          <w:vertAlign w:val="subscript"/>
+        </w:rPr>
+        <w:t>IR</w:t>
+      </w:r>
+      <w:r>
+        <w:t xml:space="preserve"> ln(Q²/λ²)], which goes to zero as λ → 0. That is the true statement: the probability that a charge is deflected without emitting any photon at all is exactly zero.</w:t>
       </w:r>
     </w:p>
     <w:p>
@@ -1134,7 +1288,25 @@
     </w:p>
     <w:p>
       <w:r>
-        <w:t>A detector with energy resolution E_l cannot distinguish e + μ → e + μ from e + μ → e + μ + γ when the photon has energy below E_l. What it measures is the sum of the two rates. That sum is the physical cross section, and it is the only one the theory should be asked for.</w:t>
+        <w:t>A detector with energy resolution E</w:t>
+      </w:r>
+      <w:r>
+        <w:rPr>
+          <w:vertAlign w:val="subscript"/>
+        </w:rPr>
+        <w:t>l</w:t>
+      </w:r>
+      <w:r>
+        <w:t xml:space="preserve"> cannot distinguish e + μ → e + μ from e + μ → e + μ + γ when the photon has energy below E</w:t>
+      </w:r>
+      <w:r>
+        <w:rPr>
+          <w:vertAlign w:val="subscript"/>
+        </w:rPr>
+        <w:t>l</w:t>
+      </w:r>
+      <w:r>
+        <w:t>. What it measures is the sum of the two rates. That sum is the physical cross section, and it is the only one the theory should be asked for.</w:t>
       </w:r>
     </w:p>
     <w:p>
@@ -1147,7 +1319,16 @@
     </w:p>
     <w:p>
       <w:r>
-        <w:t>Lesson 75 computes the probability of emitting one photon with energy between λ and E_l:</w:t>
+        <w:t>Lesson 75 computes the probability of emitting one photon with energy between λ and E</w:t>
+      </w:r>
+      <w:r>
+        <w:rPr>
+          <w:vertAlign w:val="subscript"/>
+        </w:rPr>
+        <w:t>l</w:t>
+      </w:r>
+      <w:r>
+        <w:t>:</w:t>
       </w:r>
     </w:p>
     <w:p>
@@ -1299,7 +1480,16 @@
     </w:p>
     <w:p>
       <w:r>
-        <w:t>with the same function f_IR. This is positive and diverges as λ → 0, with the same coefficient as the virtual correction but the opposite sign.</w:t>
+        <w:t>with the same function f</w:t>
+      </w:r>
+      <w:r>
+        <w:rPr>
+          <w:vertAlign w:val="subscript"/>
+        </w:rPr>
+        <w:t>IR</w:t>
+      </w:r>
+      <w:r>
+        <w:t>. This is positive and diverges as λ → 0, with the same coefficient as the virtual correction but the opposite sign.</w:t>
       </w:r>
     </w:p>
     <w:p>
@@ -1479,7 +1669,16 @@
     </w:p>
     <w:p>
       <w:r>
-        <w:t>This is the Bloch–Nordsieck theorem, published by Felix Bloch and Arnold Nordsieck in 1937. Cross sections that sum over undetectable soft photons are infrared finite, order by order in α. The answer depends on E_l, which is a property of the measurement, not of nature. That is correct: a better detector sees a different, more exclusive process, and it measures a different number.</w:t>
+        <w:t>This is the Bloch–Nordsieck theorem, published by Felix Bloch and Arnold Nordsieck in 1937. Cross sections that sum over undetectable soft photons are infrared finite, order by order in α. The answer depends on E</w:t>
+      </w:r>
+      <w:r>
+        <w:rPr>
+          <w:vertAlign w:val="subscript"/>
+        </w:rPr>
+        <w:t>l</w:t>
+      </w:r>
+      <w:r>
+        <w:t>, which is a property of the measurement, not of nature. That is correct: a better detector sees a different, more exclusive process, and it measures a different number.</w:t>
       </w:r>
     </w:p>
     <w:p>
@@ -1493,7 +1692,34 @@
     </w:p>
     <w:p>
       <w:r>
-        <w:t>Estimate the size of the correction for electron scattering at Q² = 1 GeV² with a resolution E_l = 10 MeV. Here f_IR ≈ ln(Q²/m²) = 2 ln(1 GeV/0.511 MeV) = 2 ln(1957) = 15.2, and ln(Q²/E_l²) = 2 ln(100) = 9.21. The correction is (α/π) × 15.2 × 9.21 = 2.32×10⁻³ × 140 = 0.32. A formally order-α correction has reduced the measured cross section by about a third. The product of two large logarithms, called a Sudakov double logarithm, has overcome the small α/π. At this size the one-loop formula cannot be trusted alone, and the exponentiated form exp(−0.32) = 0.72 of Lesson 75 must be used.</w:t>
+        <w:t>Estimate the size of the correction for electron scattering at Q² = 1 GeV² with a resolution E</w:t>
+      </w:r>
+      <w:r>
+        <w:rPr>
+          <w:vertAlign w:val="subscript"/>
+        </w:rPr>
+        <w:t>l</w:t>
+      </w:r>
+      <w:r>
+        <w:t xml:space="preserve"> = 10 MeV. Here f</w:t>
+      </w:r>
+      <w:r>
+        <w:rPr>
+          <w:vertAlign w:val="subscript"/>
+        </w:rPr>
+        <w:t>IR</w:t>
+      </w:r>
+      <w:r>
+        <w:t xml:space="preserve"> ≈ ln(Q²/m²) = 2 ln(1 GeV/0.511 MeV) = 2 ln(1957) = 15.2, and ln(Q²/E</w:t>
+      </w:r>
+      <w:r>
+        <w:rPr>
+          <w:vertAlign w:val="subscript"/>
+        </w:rPr>
+        <w:t>l</w:t>
+      </w:r>
+      <w:r>
+        <w:t>²) = 2 ln(100) = 9.21. The correction is (α/π) × 15.2 × 9.21 = 2.32×10⁻³ × 140 = 0.32. A formally order-α correction has reduced the measured cross section by about a third. The product of two large logarithms, called a Sudakov double logarithm, has overcome the small α/π. At this size the one-loop formula cannot be trusted alone, and the exponentiated form exp(−0.32) = 0.72 of Lesson 75 must be used.</w:t>
       </w:r>
     </w:p>
     <w:p>
@@ -1514,7 +1740,16 @@
     </w:p>
     <w:p>
       <w:r>
-        <w:t>At high energy the correction is −(α/π)ln(Q²/m²)ln(Q²/E_l²): one logarithm from soft photons (energy) and one from collinear photons (angle). Each logarithm alone could be large. Together they can be large even when α/π is tiny. This is the generic structure of radiative corrections at colliders, and in the strong interaction it is far more important still.</w:t>
+        <w:t>At high energy the correction is −(α/π)ln(Q²/m²)ln(Q²/E</w:t>
+      </w:r>
+      <w:r>
+        <w:rPr>
+          <w:vertAlign w:val="subscript"/>
+        </w:rPr>
+        <w:t>l</w:t>
+      </w:r>
+      <w:r>
+        <w:t>²): one logarithm from soft photons (energy) and one from collinear photons (angle). Each logarithm alone could be large. Together they can be large even when α/π is tiny. This is the generic structure of radiative corrections at colliders, and in the strong interaction it is far more important still.</w:t>
       </w:r>
     </w:p>
     <w:p>
@@ -1527,7 +1762,16 @@
     </w:p>
     <w:p>
       <w:r>
-        <w:t>Every precision scattering experiment includes these corrections. Elastic electron-proton scattering, used to measure the proton's size, applies corrections of exactly this form, often several to tens of percent, with the detector's acceptance determining E_l. The Bhabha scattering used to measure luminosity at LEP, and the small-angle measurements of the running α in Lesson 69, both rely on the same soft-photon formulas, evaluated to higher order and exponentiated.</w:t>
+        <w:t>Every precision scattering experiment includes these corrections. Elastic electron-proton scattering, used to measure the proton's size, applies corrections of exactly this form, often several to tens of percent, with the detector's acceptance determining E</w:t>
+      </w:r>
+      <w:r>
+        <w:rPr>
+          <w:vertAlign w:val="subscript"/>
+        </w:rPr>
+        <w:t>l</w:t>
+      </w:r>
+      <w:r>
+        <w:t>. The Bhabha scattering used to measure luminosity at LEP, and the small-angle measurements of the running α in Lesson 69, both rely on the same soft-photon formulas, evaluated to higher order and exponentiated.</w:t>
       </w:r>
     </w:p>
     <w:p>
@@ -1554,7 +1798,34 @@
     </w:p>
     <w:p>
       <w:r>
-        <w:t>Compare the size of the soft correction at low momentum transfer. Take Q = 1 MeV, so Q²/m² = 3.83 and the small-Q² form is not accurate. Instead take Q = 0.1 MeV, where f_IR ≈ Q²/(3m²) = 0.0383/3 = 0.0128. Since Q &lt; m, the logarithm is ln(m²/E_l²) by the rule of Section 3.1. With E_l = 1 keV, it is 2 ln(511) = 12.5, and the correction is 2.32×10⁻³ × 0.0128 × 12.5 = 3.7×10⁻⁴. At low momentum transfer, a slowly deflected charge radiates little, and the soft correction is tiny. It becomes important only when the deflection is relativistic.</w:t>
+        <w:t>Compare the size of the soft correction at low momentum transfer. Take Q = 1 MeV, so Q²/m² = 3.83 and the small-Q² form is not accurate. Instead take Q = 0.1 MeV, where f</w:t>
+      </w:r>
+      <w:r>
+        <w:rPr>
+          <w:vertAlign w:val="subscript"/>
+        </w:rPr>
+        <w:t>IR</w:t>
+      </w:r>
+      <w:r>
+        <w:t xml:space="preserve"> ≈ Q²/(3m²) = 0.0383/3 = 0.0128. Since Q &lt; m, the logarithm is ln(m²/E</w:t>
+      </w:r>
+      <w:r>
+        <w:rPr>
+          <w:vertAlign w:val="subscript"/>
+        </w:rPr>
+        <w:t>l</w:t>
+      </w:r>
+      <w:r>
+        <w:t>²) by the rule of Section 3.1. With E</w:t>
+      </w:r>
+      <w:r>
+        <w:rPr>
+          <w:vertAlign w:val="subscript"/>
+        </w:rPr>
+        <w:t>l</w:t>
+      </w:r>
+      <w:r>
+        <w:t xml:space="preserve"> = 1 keV, it is 2 ln(511) = 12.5, and the correction is 2.32×10⁻³ × 0.0128 × 12.5 = 3.7×10⁻⁴. At low momentum transfer, a slowly deflected charge radiates little, and the soft correction is tiny. It becomes important only when the deflection is relativistic.</w:t>
       </w:r>
     </w:p>
     <w:p>
@@ -1725,7 +1996,25 @@
           </w:tcPr>
           <w:p>
             <w:r>
-              <w:t>dσ_virt = dσ₀[1 − (α/π)f_IR ln(Q²/λ²)]</w:t>
+              <w:t>dσ</w:t>
+            </w:r>
+            <w:r>
+              <w:rPr>
+                <w:vertAlign w:val="subscript"/>
+              </w:rPr>
+              <w:t>v</w:t>
+            </w:r>
+            <w:r>
+              <w:t>irt = dσ₀[1 − (α/π)f</w:t>
+            </w:r>
+            <w:r>
+              <w:rPr>
+                <w:vertAlign w:val="subscript"/>
+              </w:rPr>
+              <w:t>IR</w:t>
+            </w:r>
+            <w:r>
+              <w:t xml:space="preserve"> ln(Q²/λ²)]</w:t>
             </w:r>
           </w:p>
         </w:tc>
@@ -1762,7 +2051,16 @@
           </w:tcPr>
           <w:p>
             <w:r>
-              <w:t>f_IR ≈ Q²/(3m²) small Q²; ≈ ln(Q²/m²) large Q²</w:t>
+              <w:t>f</w:t>
+            </w:r>
+            <w:r>
+              <w:rPr>
+                <w:vertAlign w:val="subscript"/>
+              </w:rPr>
+              <w:t>IR</w:t>
+            </w:r>
+            <w:r>
+              <w:t xml:space="preserve"> ≈ Q²/(3m²) small Q²; ≈ ln(Q²/m²) large Q²</w:t>
             </w:r>
           </w:p>
         </w:tc>
@@ -1799,7 +2097,34 @@
           </w:tcPr>
           <w:p>
             <w:r>
-              <w:t>dσ_meas = dσ₀[1 − (α/π)f_IR ln(Q²/E_l²)]</w:t>
+              <w:t>dσ</w:t>
+            </w:r>
+            <w:r>
+              <w:rPr>
+                <w:vertAlign w:val="subscript"/>
+              </w:rPr>
+              <w:t>m</w:t>
+            </w:r>
+            <w:r>
+              <w:t>eas = dσ₀[1 − (α/π)f</w:t>
+            </w:r>
+            <w:r>
+              <w:rPr>
+                <w:vertAlign w:val="subscript"/>
+              </w:rPr>
+              <w:t>IR</w:t>
+            </w:r>
+            <w:r>
+              <w:t xml:space="preserve"> ln(Q²/E</w:t>
+            </w:r>
+            <w:r>
+              <w:rPr>
+                <w:vertAlign w:val="subscript"/>
+              </w:rPr>
+              <w:t>l</w:t>
+            </w:r>
+            <w:r>
+              <w:t>²)]</w:t>
             </w:r>
           </w:p>
         </w:tc>
@@ -1901,7 +2226,16 @@
         </w:numPr>
       </w:pPr>
       <w:r>
-        <w:t>With a photon mass λ, the virtual correction is −(α/π)f_IR(q²)ln(Q²/λ²), which goes to −∞ as λ → 0. The exclusive probability of scattering without radiation is zero.</w:t>
+        <w:t>With a photon mass λ, the virtual correction is −(α/π)f</w:t>
+      </w:r>
+      <w:r>
+        <w:rPr>
+          <w:vertAlign w:val="subscript"/>
+        </w:rPr>
+        <w:t>IR</w:t>
+      </w:r>
+      <w:r>
+        <w:t>(q²)ln(Q²/λ²), which goes to −∞ as λ → 0. The exclusive probability of scattering without radiation is zero.</w:t>
       </w:r>
     </w:p>
     <w:p>
@@ -1913,7 +2247,34 @@
         </w:numPr>
       </w:pPr>
       <w:r>
-        <w:t>Real emission of photons below the resolution E_l adds +(α/π)f_IR ln(E_l²/λ²).</w:t>
+        <w:t>Real emission of photons below the resolution E</w:t>
+      </w:r>
+      <w:r>
+        <w:rPr>
+          <w:vertAlign w:val="subscript"/>
+        </w:rPr>
+        <w:t>l</w:t>
+      </w:r>
+      <w:r>
+        <w:t xml:space="preserve"> adds +(α/π)f</w:t>
+      </w:r>
+      <w:r>
+        <w:rPr>
+          <w:vertAlign w:val="subscript"/>
+        </w:rPr>
+        <w:t>IR</w:t>
+      </w:r>
+      <w:r>
+        <w:t xml:space="preserve"> ln(E</w:t>
+      </w:r>
+      <w:r>
+        <w:rPr>
+          <w:vertAlign w:val="subscript"/>
+        </w:rPr>
+        <w:t>l</w:t>
+      </w:r>
+      <w:r>
+        <w:t>²/λ²).</w:t>
       </w:r>
     </w:p>
     <w:p>
@@ -1925,7 +2286,25 @@
         </w:numPr>
       </w:pPr>
       <w:r>
-        <w:t>The sum, −(α/π)f_IR ln(Q²/E_l²), is finite and depends on the detector. This is the Bloch–Nordsieck theorem.</w:t>
+        <w:t>The sum, −(α/π)f</w:t>
+      </w:r>
+      <w:r>
+        <w:rPr>
+          <w:vertAlign w:val="subscript"/>
+        </w:rPr>
+        <w:t>IR</w:t>
+      </w:r>
+      <w:r>
+        <w:t xml:space="preserve"> ln(Q²/E</w:t>
+      </w:r>
+      <w:r>
+        <w:rPr>
+          <w:vertAlign w:val="subscript"/>
+        </w:rPr>
+        <w:t>l</w:t>
+      </w:r>
+      <w:r>
+        <w:t>²), is finite and depends on the detector. This is the Bloch–Nordsieck theorem.</w:t>
       </w:r>
     </w:p>
     <w:p>
@@ -2038,7 +2417,22 @@
           </w:tcPr>
           <w:p>
             <w:r>
-              <w:t>Classify each as forward Coulomb, soft, or collinear: the 1/t² growth of dσ/dΩ in eμ → eμ; ln λ in the vertex correction; ln(Q²/m²) in f_IR at large Q².</w:t>
+              <w:rPr>
+                <w:b/>
+              </w:rPr>
+              <w:t>Core.</w:t>
+            </w:r>
+            <w:r>
+              <w:t xml:space="preserve"> Classify each as forward Coulomb, soft, or collinear: the 1/t² growth of dσ/dΩ in eμ → eμ; ln λ in the vertex correction; ln(Q²/m²) in f</w:t>
+            </w:r>
+            <w:r>
+              <w:rPr>
+                <w:vertAlign w:val="subscript"/>
+              </w:rPr>
+              <w:t>IR</w:t>
+            </w:r>
+            <w:r>
+              <w:t xml:space="preserve"> at large Q².</w:t>
             </w:r>
           </w:p>
         </w:tc>
@@ -2076,7 +2470,40 @@
           </w:tcPr>
           <w:p>
             <w:r>
-              <w:t>Show that at small k the numerator of the vertex correction reduces to ū(p′)γ^μu(p) × 4p·p′, using ū(p′)γ^ν(p̸′ + m) = 2p′^ν ū(p′) and the analogous identity on the right.</w:t>
+              <w:rPr>
+                <w:b/>
+              </w:rPr>
+              <w:t>Extension.</w:t>
+            </w:r>
+            <w:r>
+              <w:t xml:space="preserve"> Show that at small k the numerator of the vertex correction reduces to ū(p′)γ</w:t>
+            </w:r>
+            <w:r>
+              <w:rPr>
+                <w:vertAlign w:val="superscript"/>
+              </w:rPr>
+              <w:t>μ</w:t>
+            </w:r>
+            <w:r>
+              <w:t>u(p) × 4p·p′, using ū(p′)γ</w:t>
+            </w:r>
+            <w:r>
+              <w:rPr>
+                <w:vertAlign w:val="superscript"/>
+              </w:rPr>
+              <w:t>ν</w:t>
+            </w:r>
+            <w:r>
+              <w:t>(p̸′ + m) = 2p′</w:t>
+            </w:r>
+            <w:r>
+              <w:rPr>
+                <w:vertAlign w:val="superscript"/>
+              </w:rPr>
+              <w:t>ν</w:t>
+            </w:r>
+            <w:r>
+              <w:t xml:space="preserve"> ū(p′) and the analogous identity on the right.</w:t>
             </w:r>
           </w:p>
         </w:tc>
@@ -2112,7 +2539,13 @@
           </w:tcPr>
           <w:p>
             <w:r>
-              <w:t>Sketch why ∫d⁴k/[(k² − λ²)(2p·k)(2p′·k)] is proportional to ln(1/λ) at small λ, by power counting with the photon mass as the lower cutoff.</w:t>
+              <w:rPr>
+                <w:b/>
+              </w:rPr>
+              <w:t>Extension.</w:t>
+            </w:r>
+            <w:r>
+              <w:t xml:space="preserve"> Sketch why ∫d⁴k/[(k² − λ²)(2p·k)(2p′·k)] is proportional to ln(1/λ) at small λ, by power counting with the photon mass as the lower cutoff.</w:t>
             </w:r>
           </w:p>
         </w:tc>
@@ -2150,7 +2583,31 @@
           </w:tcPr>
           <w:p>
             <w:r>
-              <w:t>Expand f_IR(q²) for small Q² = −q² and show that f_IR ≈ Q²/(3m²).</w:t>
+              <w:rPr>
+                <w:b/>
+              </w:rPr>
+              <w:t>Core.</w:t>
+            </w:r>
+            <w:r>
+              <w:t xml:space="preserve"> Expand f</w:t>
+            </w:r>
+            <w:r>
+              <w:rPr>
+                <w:vertAlign w:val="subscript"/>
+              </w:rPr>
+              <w:t>IR</w:t>
+            </w:r>
+            <w:r>
+              <w:t>(q²) for small Q² = −q² and show that f</w:t>
+            </w:r>
+            <w:r>
+              <w:rPr>
+                <w:vertAlign w:val="subscript"/>
+              </w:rPr>
+              <w:t>IR</w:t>
+            </w:r>
+            <w:r>
+              <w:t xml:space="preserve"> ≈ Q²/(3m²).</w:t>
             </w:r>
           </w:p>
         </w:tc>
@@ -2186,7 +2643,22 @@
           </w:tcPr>
           <w:p>
             <w:r>
-              <w:t>Show that f_IR(0) = 0, and explain physically why no soft logarithm can appear at zero momentum transfer.</w:t>
+              <w:rPr>
+                <w:b/>
+              </w:rPr>
+              <w:t>Core.</w:t>
+            </w:r>
+            <w:r>
+              <w:t xml:space="preserve"> Show that f</w:t>
+            </w:r>
+            <w:r>
+              <w:rPr>
+                <w:vertAlign w:val="subscript"/>
+              </w:rPr>
+              <w:t>IR</w:t>
+            </w:r>
+            <w:r>
+              <w:t>(0) = 0, and explain physically why no soft logarithm can appear at zero momentum transfer.</w:t>
             </w:r>
           </w:p>
         </w:tc>
@@ -2224,7 +2696,13 @@
           </w:tcPr>
           <w:p>
             <w:r>
-              <w:t>Explain why a photon mass is an acceptable regulator in QED but would not be acceptable if the photon coupled to a non-conserved current.</w:t>
+              <w:rPr>
+                <w:b/>
+              </w:rPr>
+              <w:t>Extension.</w:t>
+            </w:r>
+            <w:r>
+              <w:t xml:space="preserve"> Explain why a photon mass is an acceptable regulator in QED but would not be acceptable if the photon coupled to a non-conserved current.</w:t>
             </w:r>
           </w:p>
         </w:tc>
@@ -2260,7 +2738,13 @@
           </w:tcPr>
           <w:p>
             <w:r>
-              <w:t>Add the virtual and real corrections of Sections 3.1 and 4.2 and verify Section 4.3.</w:t>
+              <w:rPr>
+                <w:b/>
+              </w:rPr>
+              <w:t>Core.</w:t>
+            </w:r>
+            <w:r>
+              <w:t xml:space="preserve"> Add the virtual and real corrections of Sections 3.1 and 4.2 and verify Section 4.3.</w:t>
             </w:r>
           </w:p>
         </w:tc>
@@ -2298,7 +2782,31 @@
           </w:tcPr>
           <w:p>
             <w:r>
-              <w:t>Repeat Worked example 3 with E_l = 100 MeV, and comment on how the answer depends on E_l.</w:t>
+              <w:rPr>
+                <w:b/>
+              </w:rPr>
+              <w:t>Extension.</w:t>
+            </w:r>
+            <w:r>
+              <w:t xml:space="preserve"> Repeat Worked example 3 with E</w:t>
+            </w:r>
+            <w:r>
+              <w:rPr>
+                <w:vertAlign w:val="subscript"/>
+              </w:rPr>
+              <w:t>l</w:t>
+            </w:r>
+            <w:r>
+              <w:t xml:space="preserve"> = 100 MeV, and comment on how the answer depends on E</w:t>
+            </w:r>
+            <w:r>
+              <w:rPr>
+                <w:vertAlign w:val="subscript"/>
+              </w:rPr>
+              <w:t>l</w:t>
+            </w:r>
+            <w:r>
+              <w:t>.</w:t>
             </w:r>
           </w:p>
         </w:tc>
@@ -2334,7 +2842,13 @@
           </w:tcPr>
           <w:p>
             <w:r>
-              <w:t>Using the classical argument of Worked example 2, show that the energy radiated between ω₁ and ω₂ is finite as ω₁ → 0 while the photon number is not.</w:t>
+              <w:rPr>
+                <w:b/>
+              </w:rPr>
+              <w:t>Core.</w:t>
+            </w:r>
+            <w:r>
+              <w:t xml:space="preserve"> Using the classical argument of Worked example 2, show that the energy radiated between ω₁ and ω₂ is finite as ω₁ → 0 while the photon number is not.</w:t>
             </w:r>
           </w:p>
         </w:tc>
@@ -2372,7 +2886,13 @@
           </w:tcPr>
           <w:p>
             <w:r>
-              <w:t>Explain why the exclusive cross section for eμ → eμ with no photons is not an observable.</w:t>
+              <w:rPr>
+                <w:b/>
+              </w:rPr>
+              <w:t>Extension.</w:t>
+            </w:r>
+            <w:r>
+              <w:t xml:space="preserve"> Explain why the exclusive cross section for eμ → eμ with no photons is not an observable.</w:t>
             </w:r>
           </w:p>
         </w:tc>
@@ -2408,7 +2928,22 @@
           </w:tcPr>
           <w:p>
             <w:r>
-              <w:t>For Q² = (100 GeV)², electron mass, and E_l = 1 GeV, compute the one-loop double-logarithmic correction and its exponentiated value.</w:t>
+              <w:rPr>
+                <w:b/>
+              </w:rPr>
+              <w:t>Extension.</w:t>
+            </w:r>
+            <w:r>
+              <w:t xml:space="preserve"> For Q² = (100 GeV)², electron mass, and E</w:t>
+            </w:r>
+            <w:r>
+              <w:rPr>
+                <w:vertAlign w:val="subscript"/>
+              </w:rPr>
+              <w:t>l</w:t>
+            </w:r>
+            <w:r>
+              <w:t xml:space="preserve"> = 1 GeV, compute the one-loop double-logarithmic correction and its exponentiated value.</w:t>
             </w:r>
           </w:p>
         </w:tc>
@@ -2446,7 +2981,13 @@
           </w:tcPr>
           <w:p>
             <w:r>
-              <w:t>Explain why an infrared-divergent phase in the amplitude does not affect the cross section.</w:t>
+              <w:rPr>
+                <w:b/>
+              </w:rPr>
+              <w:t>Core.</w:t>
+            </w:r>
+            <w:r>
+              <w:t xml:space="preserve"> Explain why an infrared-divergent phase in the amplitude does not affect the cross section.</w:t>
             </w:r>
           </w:p>
         </w:tc>
@@ -2482,7 +3023,22 @@
           </w:tcPr>
           <w:p>
             <w:r>
-              <w:t>Challenge: as m → 0 at fixed Q², f_IR diverges. Which additional undetected final states must be summed to obtain a finite answer in that limit, and what is that statement called?</w:t>
+              <w:rPr>
+                <w:b/>
+              </w:rPr>
+              <w:t>Challenge.</w:t>
+            </w:r>
+            <w:r>
+              <w:t xml:space="preserve"> As m → 0 at fixed Q², f</w:t>
+            </w:r>
+            <w:r>
+              <w:rPr>
+                <w:vertAlign w:val="subscript"/>
+              </w:rPr>
+              <w:t>IR</w:t>
+            </w:r>
+            <w:r>
+              <w:t xml:space="preserve"> diverges. Which additional undetected final states must be summed to obtain a finite answer in that limit, and what is that statement called?</w:t>
             </w:r>
           </w:p>
         </w:tc>
@@ -2494,6 +3050,14 @@
       </w:pPr>
       <w:r>
         <w:t>Solutions</w:t>
+      </w:r>
+    </w:p>
+    <w:p>
+      <w:r>
+        <w:rPr>
+          <w:i/>
+        </w:rPr>
+        <w:t>Attempt each exercise before reading its solution. If you are stuck, read only the first sentence of the solution, then try again.</w:t>
       </w:r>
     </w:p>
     <w:p>
@@ -2521,7 +3085,97 @@
         <w:t xml:space="preserve"> </w:t>
       </w:r>
       <w:r>
-        <w:t>At small k, the numerator is ū(p′)γ^ν(p̸′ + m)γ^μ(p̸ + m)γ_ν u(p). Using ū(p′)γ^ν(p̸′ + m) = ū(p′)[2p′^ν − (p̸′ − m)γ^ν] = 2p′^ν ū(p′), and on the right (p̸ + m)γ_ν u(p) = 2p_ν u(p), the numerator becomes 4p′·p ū(p′)γ^μu(p).</w:t>
+        <w:t>At small k, the numerator is ū(p′)γ</w:t>
+      </w:r>
+      <w:r>
+        <w:rPr>
+          <w:vertAlign w:val="superscript"/>
+        </w:rPr>
+        <w:t>ν</w:t>
+      </w:r>
+      <w:r>
+        <w:t>(p̸′ + m)γ</w:t>
+      </w:r>
+      <w:r>
+        <w:rPr>
+          <w:vertAlign w:val="superscript"/>
+        </w:rPr>
+        <w:t>μ</w:t>
+      </w:r>
+      <w:r>
+        <w:t>(p̸ + m)γ</w:t>
+      </w:r>
+      <w:r>
+        <w:rPr>
+          <w:vertAlign w:val="subscript"/>
+        </w:rPr>
+        <w:t>ν</w:t>
+      </w:r>
+      <w:r>
+        <w:t xml:space="preserve"> u(p). Using ū(p′)γ</w:t>
+      </w:r>
+      <w:r>
+        <w:rPr>
+          <w:vertAlign w:val="superscript"/>
+        </w:rPr>
+        <w:t>ν</w:t>
+      </w:r>
+      <w:r>
+        <w:t>(p̸′ + m) = ū(p′)[2p′</w:t>
+      </w:r>
+      <w:r>
+        <w:rPr>
+          <w:vertAlign w:val="superscript"/>
+        </w:rPr>
+        <w:t>ν</w:t>
+      </w:r>
+      <w:r>
+        <w:t xml:space="preserve"> − (p̸′ − m)γ</w:t>
+      </w:r>
+      <w:r>
+        <w:rPr>
+          <w:vertAlign w:val="superscript"/>
+        </w:rPr>
+        <w:t>ν</w:t>
+      </w:r>
+      <w:r>
+        <w:t>] = 2p′</w:t>
+      </w:r>
+      <w:r>
+        <w:rPr>
+          <w:vertAlign w:val="superscript"/>
+        </w:rPr>
+        <w:t>ν</w:t>
+      </w:r>
+      <w:r>
+        <w:t xml:space="preserve"> ū(p′), and on the right (p̸ + m)γ</w:t>
+      </w:r>
+      <w:r>
+        <w:rPr>
+          <w:vertAlign w:val="subscript"/>
+        </w:rPr>
+        <w:t>ν</w:t>
+      </w:r>
+      <w:r>
+        <w:t xml:space="preserve"> u(p) = 2p</w:t>
+      </w:r>
+      <w:r>
+        <w:rPr>
+          <w:vertAlign w:val="subscript"/>
+        </w:rPr>
+        <w:t>ν</w:t>
+      </w:r>
+      <w:r>
+        <w:t xml:space="preserve"> u(p), the numerator becomes 4p′·p ū(p′)γ</w:t>
+      </w:r>
+      <w:r>
+        <w:rPr>
+          <w:vertAlign w:val="superscript"/>
+        </w:rPr>
+        <w:t>μ</w:t>
+      </w:r>
+      <w:r>
+        <w:t>u(p).</w:t>
       </w:r>
     </w:p>
     <w:p>
@@ -2591,7 +3245,70 @@
         <w:t xml:space="preserve"> </w:t>
       </w:r>
       <w:r>
-        <w:t>−(α/π)f_IR ln(Q²/λ²) + (α/π)f_IR ln(E_l²/λ²) = −(α/π)f_IR[ln Q² − ln λ² − ln E_l² + ln λ²] = −(α/π)f_IR ln(Q²/E_l²).</w:t>
+        <w:t>−(α/π)f</w:t>
+      </w:r>
+      <w:r>
+        <w:rPr>
+          <w:vertAlign w:val="subscript"/>
+        </w:rPr>
+        <w:t>IR</w:t>
+      </w:r>
+      <w:r>
+        <w:t xml:space="preserve"> ln(Q²/λ²) + (α/π)f</w:t>
+      </w:r>
+      <w:r>
+        <w:rPr>
+          <w:vertAlign w:val="subscript"/>
+        </w:rPr>
+        <w:t>IR</w:t>
+      </w:r>
+      <w:r>
+        <w:t xml:space="preserve"> ln(E</w:t>
+      </w:r>
+      <w:r>
+        <w:rPr>
+          <w:vertAlign w:val="subscript"/>
+        </w:rPr>
+        <w:t>l</w:t>
+      </w:r>
+      <w:r>
+        <w:t>²/λ²) = −(α/π)f</w:t>
+      </w:r>
+      <w:r>
+        <w:rPr>
+          <w:vertAlign w:val="subscript"/>
+        </w:rPr>
+        <w:t>IR</w:t>
+      </w:r>
+      <w:r>
+        <w:t>[ln Q² − ln λ² − ln E</w:t>
+      </w:r>
+      <w:r>
+        <w:rPr>
+          <w:vertAlign w:val="subscript"/>
+        </w:rPr>
+        <w:t>l</w:t>
+      </w:r>
+      <w:r>
+        <w:t>² + ln λ²] = −(α/π)f</w:t>
+      </w:r>
+      <w:r>
+        <w:rPr>
+          <w:vertAlign w:val="subscript"/>
+        </w:rPr>
+        <w:t>IR</w:t>
+      </w:r>
+      <w:r>
+        <w:t xml:space="preserve"> ln(Q²/E</w:t>
+      </w:r>
+      <w:r>
+        <w:rPr>
+          <w:vertAlign w:val="subscript"/>
+        </w:rPr>
+        <w:t>l</w:t>
+      </w:r>
+      <w:r>
+        <w:t>²).</w:t>
       </w:r>
     </w:p>
     <w:p>
@@ -2605,7 +3322,25 @@
         <w:t xml:space="preserve"> </w:t>
       </w:r>
       <w:r>
-        <w:t>ln(Q²/E_l²) = 2 ln 10 = 4.61. The correction is 2.32×10⁻³ × 15.2 × 4.61 = 0.16. A coarser resolution accepts more radiation, so the reduction is smaller, but it depends on E_l only logarithmically.</w:t>
+        <w:t>ln(Q²/E</w:t>
+      </w:r>
+      <w:r>
+        <w:rPr>
+          <w:vertAlign w:val="subscript"/>
+        </w:rPr>
+        <w:t>l</w:t>
+      </w:r>
+      <w:r>
+        <w:t>²) = 2 ln 10 = 4.61. The correction is 2.32×10⁻³ × 15.2 × 4.61 = 0.16. A coarser resolution accepts more radiation, so the reduction is smaller, but it depends on E</w:t>
+      </w:r>
+      <w:r>
+        <w:rPr>
+          <w:vertAlign w:val="subscript"/>
+        </w:rPr>
+        <w:t>l</w:t>
+      </w:r>
+      <w:r>
+        <w:t xml:space="preserve"> only logarithmically.</w:t>
       </w:r>
     </w:p>
     <w:p>
@@ -2647,7 +3382,16 @@
         <w:t xml:space="preserve"> </w:t>
       </w:r>
       <w:r>
-        <w:t>ln(Q²/m²) = 2 ln(100/0.000511) = 2 × 12.18 = 24.4. ln(Q²/E_l²) = 2 ln 100 = 9.21. The correction is 2.32×10⁻³ × 24.4 × 9.21 = 0.52. The exponentiated factor is exp(−0.52) = 0.59. The one-loop factor, 1 − 0.52 = 0.48, is clearly not reliable.</w:t>
+        <w:t>ln(Q²/m²) = 2 ln(100/0.000511) = 2 × 12.18 = 24.4. ln(Q²/E</w:t>
+      </w:r>
+      <w:r>
+        <w:rPr>
+          <w:vertAlign w:val="subscript"/>
+        </w:rPr>
+        <w:t>l</w:t>
+      </w:r>
+      <w:r>
+        <w:t>²) = 2 ln 100 = 9.21. The correction is 2.32×10⁻³ × 24.4 × 9.21 = 0.52. The exponentiated factor is exp(−0.52) = 0.59. The one-loop factor, 1 − 0.52 = 0.48, is clearly not reliable.</w:t>
       </w:r>
     </w:p>
     <w:p>
@@ -2661,7 +3405,16 @@
         <w:t xml:space="preserve"> </w:t>
       </w:r>
       <w:r>
-        <w:t>The cross section depends on |ℳ|². Multiplying ℳ by e^(iφ), with φ real, does not change |ℳ|², however φ depends on λ.</w:t>
+        <w:t>The cross section depends on |ℳ|². Multiplying ℳ by e</w:t>
+      </w:r>
+      <w:r>
+        <w:rPr>
+          <w:vertAlign w:val="superscript"/>
+        </w:rPr>
+        <w:t>iφ</w:t>
+      </w:r>
+      <w:r>
+        <w:t>, with φ real, does not change |ℳ|², however φ depends on λ.</w:t>
       </w:r>
     </w:p>
     <w:p>
@@ -2683,47 +3436,12 @@
         <w:pStyle w:val="Heading2"/>
       </w:pPr>
       <w:r>
-        <w:t>Mastery checklist</w:t>
+        <w:t>Mastery check</w:t>
       </w:r>
     </w:p>
     <w:p>
-      <w:pPr>
-        <w:pStyle w:val="ListBullet"/>
-      </w:pPr>
       <w:r>
-        <w:t>I can distinguish the forward Coulomb singularity, soft divergences, and collinear logarithms.</w:t>
-      </w:r>
-    </w:p>
-    <w:p>
-      <w:pPr>
-        <w:pStyle w:val="ListBullet"/>
-      </w:pPr>
-      <w:r>
-        <w:t>I can locate the soft divergence by power counting at small k and explain why it cannot be renormalized.</w:t>
-      </w:r>
-    </w:p>
-    <w:p>
-      <w:pPr>
-        <w:pStyle w:val="ListBullet"/>
-      </w:pPr>
-      <w:r>
-        <w:t>I can write the virtual correction with a photon mass and evaluate f_IR in both limits.</w:t>
-      </w:r>
-    </w:p>
-    <w:p>
-      <w:pPr>
-        <w:pStyle w:val="ListBullet"/>
-      </w:pPr>
-      <w:r>
-        <w:t>I can state the Bloch–Nordsieck theorem and show how λ is replaced by E_l.</w:t>
-      </w:r>
-    </w:p>
-    <w:p>
-      <w:pPr>
-        <w:pStyle w:val="ListBullet"/>
-      </w:pPr>
-      <w:r>
-        <w:t>I can estimate a Sudakov double logarithm and explain why it must be exponentiated.</w:t>
+        <w:t>Before moving on, do the Core exercises without looking at the solutions and state this lesson's main result from memory. If both go smoothly, continue; if not, reread the sections the missed exercises cite.</w:t>
       </w:r>
     </w:p>
     <w:p>
@@ -2775,7 +3493,7 @@
         <w:color w:val="5A5A5A"/>
         <w:sz w:val="16"/>
       </w:rPr>
-      <w:t>QED Course   Lesson 74</w:t>
+      <w:t>A QED Course   Lesson 74</w:t>
     </w:r>
   </w:p>
 </w:hdr>
